--- a/ejemplo/Reporte_Telecomunicaciones_2024Q4_vBIT.docx
+++ b/ejemplo/Reporte_Telecomunicaciones_2024Q4_vBIT.docx
@@ -2841,6 +2841,7 @@
           <w:sz w:val="18"/>
           <w:szCs w:val="18"/>
         </w:rPr>
+        <w:keepNext/>
       </w:pPr>
       <w:r>
         <w:rPr>
@@ -3176,6 +3177,7 @@
           <w:sz w:val="18"/>
           <w:szCs w:val="18"/>
         </w:rPr>
+        <w:keepNext/>
       </w:pPr>
       <w:r>
         <w:rPr>
@@ -5167,6 +5169,7 @@
           <w:sz w:val="18"/>
           <w:szCs w:val="18"/>
         </w:rPr>
+        <w:keepNext/>
       </w:pPr>
       <w:r>
         <w:rPr>
@@ -5467,6 +5470,7 @@
           <w:sz w:val="18"/>
           <w:szCs w:val="18"/>
         </w:rPr>
+        <w:keepNext/>
       </w:pPr>
       <w:r>
         <w:rPr>
@@ -11509,6 +11513,7 @@
           <w:sz w:val="18"/>
           <w:szCs w:val="18"/>
         </w:rPr>
+        <w:keepNext/>
       </w:pPr>
       <w:r>
         <w:rPr>
@@ -11713,6 +11718,7 @@
           <w:sz w:val="18"/>
           <w:szCs w:val="18"/>
         </w:rPr>
+        <w:keepNext/>
       </w:pPr>
       <w:r>
         <w:rPr>
@@ -15411,6 +15417,7 @@
           <w:sz w:val="18"/>
           <w:szCs w:val="18"/>
         </w:rPr>
+        <w:keepNext/>
       </w:pPr>
       <w:r>
         <w:rPr>
@@ -15631,6 +15638,7 @@
           <w:sz w:val="18"/>
           <w:szCs w:val="18"/>
         </w:rPr>
+        <w:keepNext/>
       </w:pPr>
       <w:r>
         <w:rPr>
@@ -19111,6 +19119,8 @@
           <w:sz w:val="18"/>
           <w:szCs w:val="18"/>
         </w:rPr>
+        <w:keepNext/>
+        <w:jc w:val="left"/>
       </w:pPr>
       <w:r>
         <w:rPr>
@@ -19141,16 +19151,9 @@
         </w:rPr>
         <w:t xml:space="preserve">Elaboración propia con información de los operadores de telecomunicaciones.</w:t>
       </w:r>
-    </w:p>
-    <w:p>
-      <w:pPr>
-        <w:rPr>
-          <w:b w:val="1"/>
-          <w:bCs w:val="1"/>
-          <w:sz w:val="18"/>
-          <w:szCs w:val="18"/>
-        </w:rPr>
-      </w:pPr>
+      <w:r>
+        <w:br/>
+      </w:r>
       <w:r>
         <w:rPr>
           <w:b w:val="1"/>
@@ -19331,6 +19334,8 @@
           <w:sz w:val="18"/>
           <w:szCs w:val="18"/>
         </w:rPr>
+        <w:keepNext/>
+        <w:jc w:val="left"/>
       </w:pPr>
       <w:r>
         <w:rPr>
@@ -19361,14 +19366,9 @@
         </w:rPr>
         <w:t xml:space="preserve">Elaboración propia con información de los operadores de telecomunicaciones.</w:t>
       </w:r>
-    </w:p>
-    <w:p>
-      <w:pPr>
-        <w:rPr>
-          <w:sz w:val="18"/>
-          <w:szCs w:val="18"/>
-        </w:rPr>
-      </w:pPr>
+      <w:r>
+        <w:br/>
+      </w:r>
       <w:r>
         <w:rPr>
           <w:b w:val="1"/>
@@ -22296,6 +22296,7 @@
           <w:sz w:val="18"/>
           <w:szCs w:val="18"/>
         </w:rPr>
+        <w:keepNext/>
       </w:pPr>
       <w:r>
         <w:rPr>
@@ -22546,6 +22547,7 @@
           <w:sz w:val="18"/>
           <w:szCs w:val="18"/>
         </w:rPr>
+        <w:keepNext/>
       </w:pPr>
       <w:r>
         <w:rPr>
